--- a/zht/docx/082.content.docx
+++ b/zht/docx/082.content.docx
@@ -150,26 +150,6 @@
           <w:lang w:val="zh_TW" w:bidi="zh_TW"/>
         </w:rPr>
         <w:t>tong</w:t>
-      </w:r>
-      <w:r>
-        <w:rPr>
-          <w:lang w:val="zh_TW" w:bidi="zh_TW"/>
-        </w:rPr>
-      </w:r>
-    </w:p>
-    <w:p>
-      <w:pPr/>
-      <w:r>
-        <w:rPr>
-          <w:lang w:val="zh_TW" w:bidi="zh_TW"/>
-        </w:rPr>
-      </w:r>
-      <w:r>
-        <w:rPr>
-          <w:i/>
-          <w:lang w:val="zh_TW" w:bidi="zh_TW"/>
-        </w:rPr>
-        <w:t>通婚與休妻, 銅蛇</w:t>
       </w:r>
       <w:r>
         <w:rPr>

--- a/zht/docx/082.content.docx
+++ b/zht/docx/082.content.docx
@@ -19,7 +19,7 @@
         <w:rPr>
           <w:lang w:val="zh_TW" w:bidi="zh_TW"/>
         </w:rPr>
-        <w:t>Resource: Study Notes - Themes (Tyndale)</w:t>
+        <w:t>Resource: Tyndale Open Study Notes</w:t>
       </w:r>
       <w:r>
         <w:rPr>
@@ -112,7 +112,7 @@
         <w:rPr>
           <w:lang w:val="zh_TW" w:bidi="zh_TW"/>
         </w:rPr>
-        <w:t>Study Notes - Themes (Tyndale)</w:t>
+        <w:t>Tyndale Open Study Notes</w:t>
       </w:r>
     </w:p>
     <w:p>

--- a/zht/docx/082.content.docx
+++ b/zht/docx/082.content.docx
@@ -19,7 +19,7 @@
         <w:rPr>
           <w:lang w:val="zh_TW" w:bidi="zh_TW"/>
         </w:rPr>
-        <w:t>Resource: Tyndale Open Study Notes</w:t>
+        <w:t>Resource: Aquifer Open Study Notes (Themes)</w:t>
       </w:r>
       <w:r>
         <w:rPr>
@@ -112,7 +112,7 @@
         <w:rPr>
           <w:lang w:val="zh_TW" w:bidi="zh_TW"/>
         </w:rPr>
-        <w:t>Tyndale Open Study Notes</w:t>
+        <w:t>Aquifer Open Study Notes (Themes)</w:t>
       </w:r>
     </w:p>
     <w:p>

--- a/zht/docx/082.content.docx
+++ b/zht/docx/082.content.docx
@@ -233,90 +233,60 @@
         </w:rPr>
         <w:t>神曾警告祂的百姓不可與外邦人通婚（</w:t>
       </w:r>
-      <w:hyperlink r:id="rId13">
-        <w:r>
-          <w:rPr>
-            <w:lang w:val="zh_TW" w:bidi="zh_TW"/>
-          </w:rPr>
-          <w:rPr>
-            <w:color w:val="0000EE"/>
-            <w:u w:val="single"/>
-          </w:rPr>
-          <w:t>申7:1–6</w:t>
-        </w:r>
-      </w:hyperlink>
+      <w:r>
+        <w:rPr>
+          <w:lang w:val="zh_TW" w:bidi="zh_TW"/>
+        </w:rPr>
+        <w:t>申7:1–6</w:t>
+      </w:r>
       <w:r>
         <w:rPr>
           <w:lang w:val="zh_TW" w:bidi="zh_TW"/>
         </w:rPr>
         <w:t>）。這裡的問題並非出於國或種族的差異，而在於嫁娶那些敬拜別神的人。摩西自己曾娶了一位古實女子（</w:t>
       </w:r>
-      <w:hyperlink r:id="rId14">
-        <w:r>
-          <w:rPr>
-            <w:lang w:val="zh_TW" w:bidi="zh_TW"/>
-          </w:rPr>
-          <w:rPr>
-            <w:color w:val="0000EE"/>
-            <w:u w:val="single"/>
-          </w:rPr>
-          <w:t>民12:1</w:t>
-        </w:r>
-      </w:hyperlink>
+      <w:r>
+        <w:rPr>
+          <w:lang w:val="zh_TW" w:bidi="zh_TW"/>
+        </w:rPr>
+        <w:t>民12:1</w:t>
+      </w:r>
       <w:r>
         <w:rPr>
           <w:lang w:val="zh_TW" w:bidi="zh_TW"/>
         </w:rPr>
         <w:t>），也有外邦女子因婚姻加入以色列，例如迦南女子喇合與摩押女子路得（見</w:t>
       </w:r>
-      <w:hyperlink r:id="rId15">
-        <w:r>
-          <w:rPr>
-            <w:lang w:val="zh_TW" w:bidi="zh_TW"/>
-          </w:rPr>
-          <w:rPr>
-            <w:color w:val="0000EE"/>
-            <w:u w:val="single"/>
-          </w:rPr>
-          <w:t>太1:5</w:t>
-        </w:r>
-      </w:hyperlink>
+      <w:r>
+        <w:rPr>
+          <w:lang w:val="zh_TW" w:bidi="zh_TW"/>
+        </w:rPr>
+        <w:t>太1:5</w:t>
+      </w:r>
       <w:r>
         <w:rPr>
           <w:lang w:val="zh_TW" w:bidi="zh_TW"/>
         </w:rPr>
         <w:t>；</w:t>
       </w:r>
-      <w:hyperlink r:id="rId16">
-        <w:r>
-          <w:rPr>
-            <w:lang w:val="zh_TW" w:bidi="zh_TW"/>
-          </w:rPr>
-          <w:rPr>
-            <w:color w:val="0000EE"/>
-            <w:u w:val="single"/>
-          </w:rPr>
-          <w:t>得4:1–22</w:t>
-        </w:r>
-      </w:hyperlink>
+      <w:r>
+        <w:rPr>
+          <w:lang w:val="zh_TW" w:bidi="zh_TW"/>
+        </w:rPr>
+        <w:t>得4:1–22</w:t>
+      </w:r>
       <w:r>
         <w:rPr>
           <w:lang w:val="zh_TW" w:bidi="zh_TW"/>
         </w:rPr>
         <w:t>）。這些女子都信靠耶和華，神也賜福於她們。然而，所羅門王娶了許多外邦女子，她們對別神的敬拜影響了所羅門，使他偏離正道，去拜偶像，正如神先前所警告的那樣（</w:t>
       </w:r>
-      <w:hyperlink r:id="rId17">
-        <w:r>
-          <w:rPr>
-            <w:lang w:val="zh_TW" w:bidi="zh_TW"/>
-          </w:rPr>
-          <w:rPr>
-            <w:color w:val="0000EE"/>
-            <w:u w:val="single"/>
-          </w:rPr>
-          <w:t>王上11:1–5</w:t>
-        </w:r>
-      </w:hyperlink>
+      <w:r>
+        <w:rPr>
+          <w:lang w:val="zh_TW" w:bidi="zh_TW"/>
+        </w:rPr>
+        <w:t>王上11:1–5</w:t>
+      </w:r>
       <w:r>
         <w:rPr>
           <w:lang w:val="zh_TW" w:bidi="zh_TW"/>
@@ -337,66 +307,42 @@
         </w:rPr>
         <w:t>在聖經中，婚姻被視為一項在神面前立下的約定（或約），包含夫妻之間的忠誠、愛與委身的承諾。然而，對以色列人來說，更重要的是他們作為一個民族，對神所立之約的忠誠。與外邦人通婚可能會生下背離以色列信仰的下一代，他們會受到外邦父母偶像崇拜的影響；最終導致以色列民遠離神，並接受虛假的宗教，如同他們在被擄到巴比倫之前所發生的情況（見</w:t>
       </w:r>
-      <w:hyperlink r:id="rId18">
-        <w:r>
-          <w:rPr>
-            <w:lang w:val="zh_TW" w:bidi="zh_TW"/>
-          </w:rPr>
-          <w:rPr>
-            <w:color w:val="0000EE"/>
-            <w:u w:val="single"/>
-          </w:rPr>
-          <w:t>士3:3–7，</w:t>
-        </w:r>
-      </w:hyperlink>
-      <w:hyperlink r:id="rId19">
-        <w:r>
-          <w:rPr>
-            <w:lang w:val="zh_TW" w:bidi="zh_TW"/>
-          </w:rPr>
-          <w:rPr>
-            <w:color w:val="0000EE"/>
-            <w:u w:val="single"/>
-          </w:rPr>
-          <w:t>14:1–9</w:t>
-        </w:r>
-      </w:hyperlink>
+      <w:r>
+        <w:rPr>
+          <w:lang w:val="zh_TW" w:bidi="zh_TW"/>
+        </w:rPr>
+        <w:t>士3:3–7，</w:t>
+      </w:r>
+      <w:r>
+        <w:rPr>
+          <w:lang w:val="zh_TW" w:bidi="zh_TW"/>
+        </w:rPr>
+        <w:t>14:1–9</w:t>
+      </w:r>
       <w:r>
         <w:rPr>
           <w:lang w:val="zh_TW" w:bidi="zh_TW"/>
         </w:rPr>
         <w:t>；</w:t>
       </w:r>
-      <w:hyperlink r:id="rId20">
-        <w:r>
-          <w:rPr>
-            <w:lang w:val="zh_TW" w:bidi="zh_TW"/>
-          </w:rPr>
-          <w:rPr>
-            <w:color w:val="0000EE"/>
-            <w:u w:val="single"/>
-          </w:rPr>
-          <w:t>王上11:1–8</w:t>
-        </w:r>
-      </w:hyperlink>
+      <w:r>
+        <w:rPr>
+          <w:lang w:val="zh_TW" w:bidi="zh_TW"/>
+        </w:rPr>
+        <w:t>王上11:1–8</w:t>
+      </w:r>
       <w:r>
         <w:rPr>
           <w:lang w:val="zh_TW" w:bidi="zh_TW"/>
         </w:rPr>
         <w:t>；</w:t>
       </w:r>
-      <w:hyperlink r:id="rId21">
-        <w:r>
-          <w:rPr>
-            <w:lang w:val="zh_TW" w:bidi="zh_TW"/>
-          </w:rPr>
-          <w:rPr>
-            <w:color w:val="0000EE"/>
-            <w:u w:val="single"/>
-          </w:rPr>
-          <w:t>王下17:7–17</w:t>
-        </w:r>
-      </w:hyperlink>
+      <w:r>
+        <w:rPr>
+          <w:lang w:val="zh_TW" w:bidi="zh_TW"/>
+        </w:rPr>
+        <w:t>王下17:7–17</w:t>
+      </w:r>
       <w:r>
         <w:rPr>
           <w:lang w:val="zh_TW" w:bidi="zh_TW"/>
@@ -417,54 +363,36 @@
         </w:rPr>
         <w:t>在</w:t>
       </w:r>
-      <w:hyperlink r:id="rId22">
-        <w:r>
-          <w:rPr>
-            <w:lang w:val="zh_TW" w:bidi="zh_TW"/>
-          </w:rPr>
-          <w:rPr>
-            <w:color w:val="0000EE"/>
-            <w:u w:val="single"/>
-          </w:rPr>
-          <w:t>以斯拉記九章和十章</w:t>
-        </w:r>
-      </w:hyperlink>
+      <w:r>
+        <w:rPr>
+          <w:lang w:val="zh_TW" w:bidi="zh_TW"/>
+        </w:rPr>
+        <w:t>以斯拉記九章和十章</w:t>
+      </w:r>
       <w:r>
         <w:rPr>
           <w:lang w:val="zh_TW" w:bidi="zh_TW"/>
         </w:rPr>
         <w:t>中，從巴比倫被擄歸回的猶太人與敬拜別神的外邦人通婚。以斯拉的解決方式是休妻，但這並不適用於今天的新約信徒。如今，在與耶穌所立的新約中，信徒的信仰會使他或她的婚姻與兒女成為聖潔。因此，與不信者的婚姻並不會威脅神子民的身分或聖潔（</w:t>
       </w:r>
-      <w:hyperlink r:id="rId23">
-        <w:r>
-          <w:rPr>
-            <w:lang w:val="zh_TW" w:bidi="zh_TW"/>
-          </w:rPr>
-          <w:rPr>
-            <w:color w:val="0000EE"/>
-            <w:u w:val="single"/>
-          </w:rPr>
-          <w:t>林前7:14–16</w:t>
-        </w:r>
-      </w:hyperlink>
+      <w:r>
+        <w:rPr>
+          <w:lang w:val="zh_TW" w:bidi="zh_TW"/>
+        </w:rPr>
+        <w:t>林前7:14–16</w:t>
+      </w:r>
       <w:r>
         <w:rPr>
           <w:lang w:val="zh_TW" w:bidi="zh_TW"/>
         </w:rPr>
         <w:t>）。使徒保羅也承認信徒與不信者結婚可能導致休妻，但他並不鼓勵信徒因此而主動休妻（</w:t>
       </w:r>
-      <w:hyperlink r:id="rId24">
-        <w:r>
-          <w:rPr>
-            <w:lang w:val="zh_TW" w:bidi="zh_TW"/>
-          </w:rPr>
-          <w:rPr>
-            <w:color w:val="0000EE"/>
-            <w:u w:val="single"/>
-          </w:rPr>
-          <w:t>林前7:10–13</w:t>
-        </w:r>
-      </w:hyperlink>
+      <w:r>
+        <w:rPr>
+          <w:lang w:val="zh_TW" w:bidi="zh_TW"/>
+        </w:rPr>
+        <w:t>林前7:10–13</w:t>
+      </w:r>
       <w:r>
         <w:rPr>
           <w:lang w:val="zh_TW" w:bidi="zh_TW"/>
@@ -485,36 +413,24 @@
         </w:rPr>
         <w:t>為避免這些困難，遵行保羅的勸告，即不要與不信者結婚，是明智的選擇。神的子民應當與不潔之事分別開來：「義和不義有甚麼相交呢？光明和黑暗有甚麼相通呢？基督和彼列有甚麼相和呢？信主的和不信主的有甚麼相干呢？」（</w:t>
       </w:r>
-      <w:hyperlink r:id="rId25">
-        <w:r>
-          <w:rPr>
-            <w:lang w:val="zh_TW" w:bidi="zh_TW"/>
-          </w:rPr>
-          <w:rPr>
-            <w:color w:val="0000EE"/>
-            <w:u w:val="single"/>
-          </w:rPr>
-          <w:t>林後6:14–15</w:t>
-        </w:r>
-      </w:hyperlink>
+      <w:r>
+        <w:rPr>
+          <w:lang w:val="zh_TW" w:bidi="zh_TW"/>
+        </w:rPr>
+        <w:t>林後6:14–15</w:t>
+      </w:r>
       <w:r>
         <w:rPr>
           <w:lang w:val="zh_TW" w:bidi="zh_TW"/>
         </w:rPr>
         <w:t>）。然而，對於已與不信者結婚的信徒來說，神應許祂仍能在這樣艱難的處境，顯出祂的榮耀（另見</w:t>
       </w:r>
-      <w:hyperlink r:id="rId26">
-        <w:r>
-          <w:rPr>
-            <w:lang w:val="zh_TW" w:bidi="zh_TW"/>
-          </w:rPr>
-          <w:rPr>
-            <w:color w:val="0000EE"/>
-            <w:u w:val="single"/>
-          </w:rPr>
-          <w:t>彼前3:1–2</w:t>
-        </w:r>
-      </w:hyperlink>
+      <w:r>
+        <w:rPr>
+          <w:lang w:val="zh_TW" w:bidi="zh_TW"/>
+        </w:rPr>
+        <w:t>彼前3:1–2</w:t>
+      </w:r>
       <w:r>
         <w:rPr>
           <w:lang w:val="zh_TW" w:bidi="zh_TW"/>
@@ -544,204 +460,132 @@
           <w:lang w:val="zh_TW" w:bidi="zh_TW"/>
         </w:rPr>
       </w:r>
-      <w:hyperlink r:id="rId13">
-        <w:r>
-          <w:rPr>
-            <w:lang w:val="zh_TW" w:bidi="zh_TW"/>
-          </w:rPr>
-          <w:rPr>
-            <w:color w:val="0000EE"/>
-            <w:u w:val="single"/>
-          </w:rPr>
-          <w:t>申7:1–6</w:t>
-        </w:r>
-      </w:hyperlink>
+      <w:r>
+        <w:rPr>
+          <w:lang w:val="zh_TW" w:bidi="zh_TW"/>
+        </w:rPr>
+        <w:t>申7:1–6</w:t>
+      </w:r>
       <w:r>
         <w:rPr>
           <w:lang w:val="zh_TW" w:bidi="zh_TW"/>
         </w:rPr>
         <w:t>；</w:t>
       </w:r>
-      <w:hyperlink r:id="rId27">
-        <w:r>
-          <w:rPr>
-            <w:lang w:val="zh_TW" w:bidi="zh_TW"/>
-          </w:rPr>
-          <w:rPr>
-            <w:color w:val="0000EE"/>
-            <w:u w:val="single"/>
-          </w:rPr>
-          <w:t>書2:1–14，</w:t>
-        </w:r>
-      </w:hyperlink>
-      <w:hyperlink r:id="rId28">
-        <w:r>
-          <w:rPr>
-            <w:lang w:val="zh_TW" w:bidi="zh_TW"/>
-          </w:rPr>
-          <w:rPr>
-            <w:color w:val="0000EE"/>
-            <w:u w:val="single"/>
-          </w:rPr>
-          <w:t>6:23–25</w:t>
-        </w:r>
-      </w:hyperlink>
+      <w:r>
+        <w:rPr>
+          <w:lang w:val="zh_TW" w:bidi="zh_TW"/>
+        </w:rPr>
+        <w:t>書2:1–14，</w:t>
+      </w:r>
+      <w:r>
+        <w:rPr>
+          <w:lang w:val="zh_TW" w:bidi="zh_TW"/>
+        </w:rPr>
+        <w:t>6:23–25</w:t>
+      </w:r>
       <w:r>
         <w:rPr>
           <w:lang w:val="zh_TW" w:bidi="zh_TW"/>
         </w:rPr>
         <w:t>；</w:t>
       </w:r>
-      <w:hyperlink r:id="rId18">
-        <w:r>
-          <w:rPr>
-            <w:lang w:val="zh_TW" w:bidi="zh_TW"/>
-          </w:rPr>
-          <w:rPr>
-            <w:color w:val="0000EE"/>
-            <w:u w:val="single"/>
-          </w:rPr>
-          <w:t>士3:3–7，</w:t>
-        </w:r>
-      </w:hyperlink>
-      <w:hyperlink r:id="rId19">
-        <w:r>
-          <w:rPr>
-            <w:lang w:val="zh_TW" w:bidi="zh_TW"/>
-          </w:rPr>
-          <w:rPr>
-            <w:color w:val="0000EE"/>
-            <w:u w:val="single"/>
-          </w:rPr>
-          <w:t>14:1–9</w:t>
-        </w:r>
-      </w:hyperlink>
+      <w:r>
+        <w:rPr>
+          <w:lang w:val="zh_TW" w:bidi="zh_TW"/>
+        </w:rPr>
+        <w:t>士3:3–7，</w:t>
+      </w:r>
+      <w:r>
+        <w:rPr>
+          <w:lang w:val="zh_TW" w:bidi="zh_TW"/>
+        </w:rPr>
+        <w:t>14:1–9</w:t>
+      </w:r>
       <w:r>
         <w:rPr>
           <w:lang w:val="zh_TW" w:bidi="zh_TW"/>
         </w:rPr>
         <w:t>；</w:t>
       </w:r>
-      <w:hyperlink r:id="rId16">
-        <w:r>
-          <w:rPr>
-            <w:lang w:val="zh_TW" w:bidi="zh_TW"/>
-          </w:rPr>
-          <w:rPr>
-            <w:color w:val="0000EE"/>
-            <w:u w:val="single"/>
-          </w:rPr>
-          <w:t>得4:1–22</w:t>
-        </w:r>
-      </w:hyperlink>
+      <w:r>
+        <w:rPr>
+          <w:lang w:val="zh_TW" w:bidi="zh_TW"/>
+        </w:rPr>
+        <w:t>得4:1–22</w:t>
+      </w:r>
       <w:r>
         <w:rPr>
           <w:lang w:val="zh_TW" w:bidi="zh_TW"/>
         </w:rPr>
         <w:t>；</w:t>
       </w:r>
-      <w:hyperlink r:id="rId20">
-        <w:r>
-          <w:rPr>
-            <w:lang w:val="zh_TW" w:bidi="zh_TW"/>
-          </w:rPr>
-          <w:rPr>
-            <w:color w:val="0000EE"/>
-            <w:u w:val="single"/>
-          </w:rPr>
-          <w:t>王上11:1–8</w:t>
-        </w:r>
-      </w:hyperlink>
+      <w:r>
+        <w:rPr>
+          <w:lang w:val="zh_TW" w:bidi="zh_TW"/>
+        </w:rPr>
+        <w:t>王上11:1–8</w:t>
+      </w:r>
       <w:r>
         <w:rPr>
           <w:lang w:val="zh_TW" w:bidi="zh_TW"/>
         </w:rPr>
         <w:t>；</w:t>
       </w:r>
-      <w:hyperlink r:id="rId21">
-        <w:r>
-          <w:rPr>
-            <w:lang w:val="zh_TW" w:bidi="zh_TW"/>
-          </w:rPr>
-          <w:rPr>
-            <w:color w:val="0000EE"/>
-            <w:u w:val="single"/>
-          </w:rPr>
-          <w:t>王下17:7–17</w:t>
-        </w:r>
-      </w:hyperlink>
+      <w:r>
+        <w:rPr>
+          <w:lang w:val="zh_TW" w:bidi="zh_TW"/>
+        </w:rPr>
+        <w:t>王下17:7–17</w:t>
+      </w:r>
       <w:r>
         <w:rPr>
           <w:lang w:val="zh_TW" w:bidi="zh_TW"/>
         </w:rPr>
         <w:t>；</w:t>
       </w:r>
-      <w:hyperlink r:id="rId22">
-        <w:r>
-          <w:rPr>
-            <w:lang w:val="zh_TW" w:bidi="zh_TW"/>
-          </w:rPr>
-          <w:rPr>
-            <w:color w:val="0000EE"/>
-            <w:u w:val="single"/>
-          </w:rPr>
-          <w:t>拉9:1–10:44</w:t>
-        </w:r>
-      </w:hyperlink>
+      <w:r>
+        <w:rPr>
+          <w:lang w:val="zh_TW" w:bidi="zh_TW"/>
+        </w:rPr>
+        <w:t>拉9:1–10:44</w:t>
+      </w:r>
       <w:r>
         <w:rPr>
           <w:lang w:val="zh_TW" w:bidi="zh_TW"/>
         </w:rPr>
         <w:t>；</w:t>
       </w:r>
-      <w:hyperlink r:id="rId29">
-        <w:r>
-          <w:rPr>
-            <w:lang w:val="zh_TW" w:bidi="zh_TW"/>
-          </w:rPr>
-          <w:rPr>
-            <w:color w:val="0000EE"/>
-            <w:u w:val="single"/>
-          </w:rPr>
-          <w:t>林前7:10–16</w:t>
-        </w:r>
-      </w:hyperlink>
+      <w:r>
+        <w:rPr>
+          <w:lang w:val="zh_TW" w:bidi="zh_TW"/>
+        </w:rPr>
+        <w:t>林前7:10–16</w:t>
+      </w:r>
       <w:r>
         <w:rPr>
           <w:lang w:val="zh_TW" w:bidi="zh_TW"/>
         </w:rPr>
         <w:t>；</w:t>
       </w:r>
-      <w:hyperlink r:id="rId25">
-        <w:r>
-          <w:rPr>
-            <w:lang w:val="zh_TW" w:bidi="zh_TW"/>
-          </w:rPr>
-          <w:rPr>
-            <w:color w:val="0000EE"/>
-            <w:u w:val="single"/>
-          </w:rPr>
-          <w:t>林後6:14–15</w:t>
-        </w:r>
-      </w:hyperlink>
+      <w:r>
+        <w:rPr>
+          <w:lang w:val="zh_TW" w:bidi="zh_TW"/>
+        </w:rPr>
+        <w:t>林後6:14–15</w:t>
+      </w:r>
       <w:r>
         <w:rPr>
           <w:lang w:val="zh_TW" w:bidi="zh_TW"/>
         </w:rPr>
         <w:t>；</w:t>
       </w:r>
-      <w:hyperlink r:id="rId30">
-        <w:r>
-          <w:rPr>
-            <w:lang w:val="zh_TW" w:bidi="zh_TW"/>
-          </w:rPr>
-          <w:rPr>
-            <w:color w:val="0000EE"/>
-            <w:u w:val="single"/>
-          </w:rPr>
-          <w:t>來11:31</w:t>
-        </w:r>
-      </w:hyperlink>
+      <w:r>
+        <w:rPr>
+          <w:lang w:val="zh_TW" w:bidi="zh_TW"/>
+        </w:rPr>
+        <w:t>來11:31</w:t>
+      </w:r>
       <w:r>
         <w:rPr>
           <w:lang w:val="zh_TW" w:bidi="zh_TW"/>
@@ -784,18 +628,12 @@
           <w:lang w:val="zh_TW" w:bidi="zh_TW"/>
         </w:rPr>
       </w:r>
-      <w:hyperlink r:id="rId31">
-        <w:r>
-          <w:rPr>
-            <w:lang w:val="zh_TW" w:bidi="zh_TW"/>
-          </w:rPr>
-          <w:rPr>
-            <w:color w:val="0000EE"/>
-            <w:u w:val="single"/>
-          </w:rPr>
-          <w:t>民數記二十一章4至9節</w:t>
-        </w:r>
-      </w:hyperlink>
+      <w:r>
+        <w:rPr>
+          <w:lang w:val="zh_TW" w:bidi="zh_TW"/>
+        </w:rPr>
+        <w:t>民數記二十一章4至9節</w:t>
+      </w:r>
       <w:r>
         <w:rPr>
           <w:lang w:val="zh_TW" w:bidi="zh_TW"/>
@@ -814,36 +652,24 @@
         </w:rPr>
         <w:t>」（</w:t>
       </w:r>
-      <w:hyperlink r:id="rId32">
-        <w:r>
-          <w:rPr>
-            <w:lang w:val="zh_TW" w:bidi="zh_TW"/>
-          </w:rPr>
-          <w:rPr>
-            <w:color w:val="0000EE"/>
-            <w:u w:val="single"/>
-          </w:rPr>
-          <w:t>21:5</w:t>
-        </w:r>
-      </w:hyperlink>
+      <w:r>
+        <w:rPr>
+          <w:lang w:val="zh_TW" w:bidi="zh_TW"/>
+        </w:rPr>
+        <w:t>21:5</w:t>
+      </w:r>
       <w:r>
         <w:rPr>
           <w:lang w:val="zh_TW" w:bidi="zh_TW"/>
         </w:rPr>
         <w:t>）。耶和華回應他們，差遣毒蛇進入他們中間，咬死了許多人（見</w:t>
       </w:r>
-      <w:hyperlink r:id="rId33">
-        <w:r>
-          <w:rPr>
-            <w:lang w:val="zh_TW" w:bidi="zh_TW"/>
-          </w:rPr>
-          <w:rPr>
-            <w:color w:val="0000EE"/>
-            <w:u w:val="single"/>
-          </w:rPr>
-          <w:t>申8:15</w:t>
-        </w:r>
-      </w:hyperlink>
+      <w:r>
+        <w:rPr>
+          <w:lang w:val="zh_TW" w:bidi="zh_TW"/>
+        </w:rPr>
+        <w:t>申8:15</w:t>
+      </w:r>
       <w:r>
         <w:rPr>
           <w:lang w:val="zh_TW" w:bidi="zh_TW"/>
@@ -862,18 +688,12 @@
         </w:rPr>
         <w:t>銅蛇，就會得著神的醫治（</w:t>
       </w:r>
-      <w:hyperlink r:id="rId34">
-        <w:r>
-          <w:rPr>
-            <w:lang w:val="zh_TW" w:bidi="zh_TW"/>
-          </w:rPr>
-          <w:rPr>
-            <w:color w:val="0000EE"/>
-            <w:u w:val="single"/>
-          </w:rPr>
-          <w:t>民21:8</w:t>
-        </w:r>
-      </w:hyperlink>
+      <w:r>
+        <w:rPr>
+          <w:lang w:val="zh_TW" w:bidi="zh_TW"/>
+        </w:rPr>
+        <w:t>民21:8</w:t>
+      </w:r>
       <w:r>
         <w:rPr>
           <w:lang w:val="zh_TW" w:bidi="zh_TW"/>
@@ -908,18 +728,12 @@
         </w:rPr>
         <w:t>到了公元前715年，猶大王希西家登基時，以色列人竟將摩西所造的銅蛇當作偶像來崇拜（見</w:t>
       </w:r>
-      <w:hyperlink r:id="rId35">
-        <w:r>
-          <w:rPr>
-            <w:lang w:val="zh_TW" w:bidi="zh_TW"/>
-          </w:rPr>
-          <w:rPr>
-            <w:color w:val="0000EE"/>
-            <w:u w:val="single"/>
-          </w:rPr>
-          <w:t>王下18:1–4</w:t>
-        </w:r>
-      </w:hyperlink>
+      <w:r>
+        <w:rPr>
+          <w:lang w:val="zh_TW" w:bidi="zh_TW"/>
+        </w:rPr>
+        <w:t>王下18:1–4</w:t>
+      </w:r>
       <w:r>
         <w:rPr>
           <w:lang w:val="zh_TW" w:bidi="zh_TW"/>
@@ -950,36 +764,24 @@
         </w:rPr>
         <w:t>（見</w:t>
       </w:r>
-      <w:hyperlink r:id="rId36">
-        <w:r>
-          <w:rPr>
-            <w:lang w:val="zh_TW" w:bidi="zh_TW"/>
-          </w:rPr>
-          <w:rPr>
-            <w:color w:val="0000EE"/>
-            <w:u w:val="single"/>
-          </w:rPr>
-          <w:t>申10:5</w:t>
-        </w:r>
-      </w:hyperlink>
+      <w:r>
+        <w:rPr>
+          <w:lang w:val="zh_TW" w:bidi="zh_TW"/>
+        </w:rPr>
+        <w:t>申10:5</w:t>
+      </w:r>
       <w:r>
         <w:rPr>
           <w:lang w:val="zh_TW" w:bidi="zh_TW"/>
         </w:rPr>
         <w:t>；</w:t>
       </w:r>
-      <w:hyperlink r:id="rId37">
-        <w:r>
-          <w:rPr>
-            <w:lang w:val="zh_TW" w:bidi="zh_TW"/>
-          </w:rPr>
-          <w:rPr>
-            <w:color w:val="0000EE"/>
-            <w:u w:val="single"/>
-          </w:rPr>
-          <w:t>來9:4–5</w:t>
-        </w:r>
-      </w:hyperlink>
+      <w:r>
+        <w:rPr>
+          <w:lang w:val="zh_TW" w:bidi="zh_TW"/>
+        </w:rPr>
+        <w:t>來9:4–5</w:t>
+      </w:r>
       <w:r>
         <w:rPr>
           <w:lang w:val="zh_TW" w:bidi="zh_TW"/>
@@ -1010,18 +812,12 @@
         </w:rPr>
         <w:t>這樣的偶像崇拜威脅了對獨一真神的敬拜（參</w:t>
       </w:r>
-      <w:hyperlink r:id="rId38">
-        <w:r>
-          <w:rPr>
-            <w:lang w:val="zh_TW" w:bidi="zh_TW"/>
-          </w:rPr>
-          <w:rPr>
-            <w:color w:val="0000EE"/>
-            <w:u w:val="single"/>
-          </w:rPr>
-          <w:t>出32</w:t>
-        </w:r>
-      </w:hyperlink>
+      <w:r>
+        <w:rPr>
+          <w:lang w:val="zh_TW" w:bidi="zh_TW"/>
+        </w:rPr>
+        <w:t>出32</w:t>
+      </w:r>
       <w:r>
         <w:rPr>
           <w:lang w:val="zh_TW" w:bidi="zh_TW"/>
@@ -1048,54 +844,36 @@
         </w:rPr>
         <w:t>（</w:t>
       </w:r>
-      <w:hyperlink r:id="rId39">
-        <w:r>
-          <w:rPr>
-            <w:lang w:val="zh_TW" w:bidi="zh_TW"/>
-          </w:rPr>
-          <w:rPr>
-            <w:color w:val="0000EE"/>
-            <w:u w:val="single"/>
-          </w:rPr>
-          <w:t>約3:14–15</w:t>
-        </w:r>
-      </w:hyperlink>
+      <w:r>
+        <w:rPr>
+          <w:lang w:val="zh_TW" w:bidi="zh_TW"/>
+        </w:rPr>
+        <w:t>約3:14–15</w:t>
+      </w:r>
       <w:r>
         <w:rPr>
           <w:lang w:val="zh_TW" w:bidi="zh_TW"/>
         </w:rPr>
         <w:t>，另見</w:t>
       </w:r>
-      <w:hyperlink r:id="rId40">
-        <w:r>
-          <w:rPr>
-            <w:lang w:val="zh_TW" w:bidi="zh_TW"/>
-          </w:rPr>
-          <w:rPr>
-            <w:color w:val="0000EE"/>
-            <w:u w:val="single"/>
-          </w:rPr>
-          <w:t>8:28</w:t>
-        </w:r>
-      </w:hyperlink>
+      <w:r>
+        <w:rPr>
+          <w:lang w:val="zh_TW" w:bidi="zh_TW"/>
+        </w:rPr>
+        <w:t>8:28</w:t>
+      </w:r>
       <w:r>
         <w:rPr>
           <w:lang w:val="zh_TW" w:bidi="zh_TW"/>
         </w:rPr>
         <w:t>，</w:t>
       </w:r>
-      <w:hyperlink r:id="rId41">
-        <w:r>
-          <w:rPr>
-            <w:lang w:val="zh_TW" w:bidi="zh_TW"/>
-          </w:rPr>
-          <w:rPr>
-            <w:color w:val="0000EE"/>
-            <w:u w:val="single"/>
-          </w:rPr>
-          <w:t>12:32–33</w:t>
-        </w:r>
-      </w:hyperlink>
+      <w:r>
+        <w:rPr>
+          <w:lang w:val="zh_TW" w:bidi="zh_TW"/>
+        </w:rPr>
+        <w:t>12:32–33</w:t>
+      </w:r>
       <w:r>
         <w:rPr>
           <w:lang w:val="zh_TW" w:bidi="zh_TW"/>
@@ -1114,18 +892,12 @@
         </w:rPr>
         <w:t>（</w:t>
       </w:r>
-      <w:hyperlink r:id="rId42">
-        <w:r>
-          <w:rPr>
-            <w:lang w:val="zh_TW" w:bidi="zh_TW"/>
-          </w:rPr>
-          <w:rPr>
-            <w:color w:val="0000EE"/>
-            <w:u w:val="single"/>
-          </w:rPr>
-          <w:t>約3:14–16</w:t>
-        </w:r>
-      </w:hyperlink>
+      <w:r>
+        <w:rPr>
+          <w:lang w:val="zh_TW" w:bidi="zh_TW"/>
+        </w:rPr>
+        <w:t>約3:14–16</w:t>
+      </w:r>
       <w:r>
         <w:rPr>
           <w:lang w:val="zh_TW" w:bidi="zh_TW"/>
@@ -1158,18 +930,12 @@
         </w:rPr>
         <w:t>毒蛇進入百姓中間，是為了懲罰以色列人在曠野中抱怨嗎哪的行為（</w:t>
       </w:r>
-      <w:hyperlink r:id="rId31">
-        <w:r>
-          <w:rPr>
-            <w:lang w:val="zh_TW" w:bidi="zh_TW"/>
-          </w:rPr>
-          <w:rPr>
-            <w:color w:val="0000EE"/>
-            <w:u w:val="single"/>
-          </w:rPr>
-          <w:t>民21:4–9</w:t>
-        </w:r>
-      </w:hyperlink>
+      <w:r>
+        <w:rPr>
+          <w:lang w:val="zh_TW" w:bidi="zh_TW"/>
+        </w:rPr>
+        <w:t>民21:4–9</w:t>
+      </w:r>
       <w:r>
         <w:rPr>
           <w:lang w:val="zh_TW" w:bidi="zh_TW"/>
@@ -1188,18 +954,12 @@
         </w:rPr>
         <w:t>」，是那賜下永生給衪子民的屬靈嗎哪（</w:t>
       </w:r>
-      <w:hyperlink r:id="rId43">
-        <w:r>
-          <w:rPr>
-            <w:lang w:val="zh_TW" w:bidi="zh_TW"/>
-          </w:rPr>
-          <w:rPr>
-            <w:color w:val="0000EE"/>
-            <w:u w:val="single"/>
-          </w:rPr>
-          <w:t>約6:32–40</w:t>
-        </w:r>
-      </w:hyperlink>
+      <w:r>
+        <w:rPr>
+          <w:lang w:val="zh_TW" w:bidi="zh_TW"/>
+        </w:rPr>
+        <w:t>約6:32–40</w:t>
+      </w:r>
       <w:r>
         <w:rPr>
           <w:lang w:val="zh_TW" w:bidi="zh_TW"/>
@@ -1229,108 +989,72 @@
           <w:lang w:val="zh_TW" w:bidi="zh_TW"/>
         </w:rPr>
       </w:r>
-      <w:hyperlink r:id="rId31">
-        <w:r>
-          <w:rPr>
-            <w:lang w:val="zh_TW" w:bidi="zh_TW"/>
-          </w:rPr>
-          <w:rPr>
-            <w:color w:val="0000EE"/>
-            <w:u w:val="single"/>
-          </w:rPr>
-          <w:t>民21:4–9</w:t>
-        </w:r>
-      </w:hyperlink>
+      <w:r>
+        <w:rPr>
+          <w:lang w:val="zh_TW" w:bidi="zh_TW"/>
+        </w:rPr>
+        <w:t>民21:4–9</w:t>
+      </w:r>
       <w:r>
         <w:rPr>
           <w:lang w:val="zh_TW" w:bidi="zh_TW"/>
         </w:rPr>
         <w:t>；</w:t>
       </w:r>
-      <w:hyperlink r:id="rId35">
-        <w:r>
-          <w:rPr>
-            <w:lang w:val="zh_TW" w:bidi="zh_TW"/>
-          </w:rPr>
-          <w:rPr>
-            <w:color w:val="0000EE"/>
-            <w:u w:val="single"/>
-          </w:rPr>
-          <w:t>王下18:1–4</w:t>
-        </w:r>
-      </w:hyperlink>
+      <w:r>
+        <w:rPr>
+          <w:lang w:val="zh_TW" w:bidi="zh_TW"/>
+        </w:rPr>
+        <w:t>王下18:1–4</w:t>
+      </w:r>
       <w:r>
         <w:rPr>
           <w:lang w:val="zh_TW" w:bidi="zh_TW"/>
         </w:rPr>
         <w:t>；</w:t>
       </w:r>
-      <w:hyperlink r:id="rId39">
-        <w:r>
-          <w:rPr>
-            <w:lang w:val="zh_TW" w:bidi="zh_TW"/>
-          </w:rPr>
-          <w:rPr>
-            <w:color w:val="0000EE"/>
-            <w:u w:val="single"/>
-          </w:rPr>
-          <w:t>約3:14–15</w:t>
-        </w:r>
-      </w:hyperlink>
+      <w:r>
+        <w:rPr>
+          <w:lang w:val="zh_TW" w:bidi="zh_TW"/>
+        </w:rPr>
+        <w:t>約3:14–15</w:t>
+      </w:r>
       <w:r>
         <w:rPr>
           <w:lang w:val="zh_TW" w:bidi="zh_TW"/>
         </w:rPr>
         <w:t>，</w:t>
       </w:r>
-      <w:hyperlink r:id="rId43">
-        <w:r>
-          <w:rPr>
-            <w:lang w:val="zh_TW" w:bidi="zh_TW"/>
-          </w:rPr>
-          <w:rPr>
-            <w:color w:val="0000EE"/>
-            <w:u w:val="single"/>
-          </w:rPr>
-          <w:t>6:32–40</w:t>
-        </w:r>
-      </w:hyperlink>
+      <w:r>
+        <w:rPr>
+          <w:lang w:val="zh_TW" w:bidi="zh_TW"/>
+        </w:rPr>
+        <w:t>6:32–40</w:t>
+      </w:r>
       <w:r>
         <w:rPr>
           <w:lang w:val="zh_TW" w:bidi="zh_TW"/>
         </w:rPr>
         <w:t>，</w:t>
       </w:r>
-      <w:hyperlink r:id="rId40">
-        <w:r>
-          <w:rPr>
-            <w:lang w:val="zh_TW" w:bidi="zh_TW"/>
-          </w:rPr>
-          <w:rPr>
-            <w:color w:val="0000EE"/>
-            <w:u w:val="single"/>
-          </w:rPr>
-          <w:t>8:28</w:t>
-        </w:r>
-      </w:hyperlink>
+      <w:r>
+        <w:rPr>
+          <w:lang w:val="zh_TW" w:bidi="zh_TW"/>
+        </w:rPr>
+        <w:t>8:28</w:t>
+      </w:r>
       <w:r>
         <w:rPr>
           <w:lang w:val="zh_TW" w:bidi="zh_TW"/>
         </w:rPr>
         <w:t>，</w:t>
       </w:r>
-      <w:hyperlink r:id="rId44">
-        <w:r>
-          <w:rPr>
-            <w:lang w:val="zh_TW" w:bidi="zh_TW"/>
-          </w:rPr>
-          <w:rPr>
-            <w:color w:val="0000EE"/>
-            <w:u w:val="single"/>
-          </w:rPr>
-          <w:t>12:30–34</w:t>
-        </w:r>
-      </w:hyperlink>
+      <w:r>
+        <w:rPr>
+          <w:lang w:val="zh_TW" w:bidi="zh_TW"/>
+        </w:rPr>
+        <w:t>12:30–34</w:t>
+      </w:r>
       <w:r>
         <w:rPr>
           <w:lang w:val="zh_TW" w:bidi="zh_TW"/>
